--- a/samples/AI実装講座_成果物サンプル.docx
+++ b/samples/AI実装講座_成果物サンプル.docx
@@ -3227,7 +3227,7 @@
           <w:sz w:val="19"/>
           <w:szCs w:val="19"/>
         </w:rPr>
-        <w:t xml:space="preserve">第2〜3回・15本たまります</w:t>
+        <w:t xml:space="preserve">第2回で5本、第3回で計10本、基礎編修了時に15本</w:t>
       </w:r>
     </w:p>
     <w:p>
@@ -3245,7 +3245,7 @@
           <w:sz w:val="20"/>
           <w:szCs w:val="20"/>
         </w:rPr>
-        <w:t xml:space="preserve">うまくいった指示文が翌日には見つからない、という状態をやめます。1本ずつ、使う場面と渡す相手を書いて残していきます。15本のうち1本を、実物のまま載せます。</w:t>
+        <w:t xml:space="preserve">うまくいった指示文が翌日には見つからない、という状態をやめます。1本ずつ、使う場面と渡す相手を書いて残していきます。基礎編修了時の15本のうち1本を、実物のまま載せます。</w:t>
       </w:r>
     </w:p>
     <w:tbl>
@@ -4104,7 +4104,7 @@
           <w:sz w:val="20"/>
           <w:szCs w:val="20"/>
         </w:rPr>
-        <w:t xml:space="preserve">この回で作ったのは「見積根拠アシスタント」です。過去2年分の見積と材料単価表を読ませ、新しい引き合いに対して類似案件と根拠メモを出させます。金額そのものは出させません。</w:t>
+        <w:t xml:space="preserve">この回で作ったのは「見積根拠アシスタント」です。過去3年分の見積と材料単価表・標準工数表を読ませ、新しい引き合いに対して概算金額を幅で、内訳と根拠になった過去案件とあわせて出させます。金額を確定させるのは社長です。</w:t>
       </w:r>
     </w:p>
     <w:tbl>
@@ -4392,7 +4392,7 @@
                 <w:sz w:val="19"/>
                 <w:szCs w:val="19"/>
               </w:rPr>
-              <w:t xml:space="preserve">過去の類似案件を探し、見積の根拠メモを作る</w:t>
+              <w:t xml:space="preserve">過去の類似案件を探し、概算金額を幅で示し、内訳と根拠メモを作る</w:t>
             </w:r>
           </w:p>
         </w:tc>
@@ -4460,7 +4460,7 @@
                 <w:sz w:val="19"/>
                 <w:szCs w:val="19"/>
               </w:rPr>
-              <w:t xml:space="preserve">金額を確定しない／客先に直接出す文面は書かない／材料単価を推測しない</w:t>
+              <w:t xml:space="preserve">金額を確定しない（幅で示すまで）／客先に直接出す文面は書かない／材料単価を推測しない</w:t>
             </w:r>
           </w:p>
         </w:tc>
@@ -4528,7 +4528,7 @@
                 <w:sz w:val="19"/>
                 <w:szCs w:val="19"/>
               </w:rPr>
-              <w:t xml:space="preserve">過去見積 2024〜2025年分（確定分のみ）／材料単価表 2026年4月版</w:t>
+              <w:t xml:space="preserve">過去見積 2023〜2025年分 142件（確定分のみ・顧客名は記号化）／材料単価表 2026年4月版／標準工数表</w:t>
             </w:r>
           </w:p>
         </w:tc>
@@ -4596,7 +4596,7 @@
                 <w:sz w:val="19"/>
                 <w:szCs w:val="19"/>
               </w:rPr>
-              <w:t xml:space="preserve">材料単価が最新版か／挙げてきた類似案件の品番が実在するか</w:t>
+              <w:t xml:space="preserve">材料単価が最新版か／挙げてきた類似案件の品番が実在するか／金額の幅が広すぎないか</w:t>
             </w:r>
           </w:p>
         </w:tc>
@@ -4955,6 +4955,58 @@
           <w:szCs w:val="19"/>
         </w:rPr>
         <w:t xml:space="preserve">・B-1104（2024年9月／50個／短納期対応の実績あり）</w:t>
+      </w:r>
+    </w:p>
+    <w:p>
+      <w:pPr>
+        <w:pBdr>
+          <w:top w:val="single" w:color="E3DCCB" w:sz="2" w:space="3"/>
+          <w:left w:val="single" w:color="C9BFA8" w:sz="12" w:space="6"/>
+          <w:bottom w:val="single" w:color="E3DCCB" w:sz="2" w:space="3"/>
+          <w:right w:val="single" w:color="E3DCCB" w:sz="2" w:space="3"/>
+        </w:pBdr>
+        <w:shd w:fill="FBF9F4" w:color="auto" w:val="clear"/>
+        <w:spacing w:after="0" w:line="270"/>
+        <w:ind w:left="140" w:right="140"/>
+      </w:pPr>
+      <w:r>
+        <w:rPr>
+          <w:rFonts w:ascii="Yu Gothic" w:cs="Yu Gothic" w:eastAsia="Yu Gothic" w:hAnsi="Yu Gothic"/>
+          <w:b w:val="false"/>
+          <w:bCs w:val="false"/>
+          <w:i w:val="false"/>
+          <w:iCs w:val="false"/>
+          <w:color w:val="000000"/>
+          <w:sz w:val="19"/>
+          <w:szCs w:val="19"/>
+        </w:rPr>
+        <w:t xml:space="preserve"/>
+      </w:r>
+    </w:p>
+    <w:p>
+      <w:pPr>
+        <w:pBdr>
+          <w:top w:val="single" w:color="E3DCCB" w:sz="2" w:space="3"/>
+          <w:left w:val="single" w:color="C9BFA8" w:sz="12" w:space="6"/>
+          <w:bottom w:val="single" w:color="E3DCCB" w:sz="2" w:space="3"/>
+          <w:right w:val="single" w:color="E3DCCB" w:sz="2" w:space="3"/>
+        </w:pBdr>
+        <w:shd w:fill="FBF9F4" w:color="auto" w:val="clear"/>
+        <w:spacing w:after="0" w:line="270"/>
+        <w:ind w:left="140" w:right="140"/>
+      </w:pPr>
+      <w:r>
+        <w:rPr>
+          <w:rFonts w:ascii="Yu Gothic" w:cs="Yu Gothic" w:eastAsia="Yu Gothic" w:hAnsi="Yu Gothic"/>
+          <w:b w:val="false"/>
+          <w:bCs w:val="false"/>
+          <w:i w:val="false"/>
+          <w:iCs w:val="false"/>
+          <w:color w:val="000000"/>
+          <w:sz w:val="19"/>
+          <w:szCs w:val="19"/>
+        </w:rPr>
+        <w:t xml:space="preserve">概算：118,000 〜 136,000円（50個・材料費と段取りの幅による）</w:t>
       </w:r>
     </w:p>
     <w:p>
@@ -7664,7 +7716,7 @@
                 <w:sz w:val="16"/>
                 <w:szCs w:val="16"/>
               </w:rPr>
-              <w:t xml:space="preserve">31,500円/月</w:t>
+              <w:t xml:space="preserve">23,500円/月</w:t>
             </w:r>
           </w:p>
         </w:tc>
@@ -7867,7 +7919,7 @@
                 <w:sz w:val="19"/>
                 <w:szCs w:val="19"/>
               </w:rPr>
-              <w:t xml:space="preserve">3,000円（ChatGPT Business 3席のうち、この業務の按分）</w:t>
+              <w:t xml:space="preserve">11,000円（ChatGPT Business 3席。$25/席・月払い換算。最低2席から）</w:t>
             </w:r>
           </w:p>
         </w:tc>
@@ -7935,7 +7987,7 @@
                 <w:sz w:val="19"/>
                 <w:szCs w:val="19"/>
               </w:rPr>
-              <w:t xml:space="preserve">（20.0 − 8.5）× 3,000 − 3,000 ＝ 31,500円</w:t>
+              <w:t xml:space="preserve">（20.0 − 8.5）× 3,000 − 11,000 ＝ 23,500円</w:t>
             </w:r>
           </w:p>
         </w:tc>
@@ -8003,7 +8055,7 @@
                 <w:sz w:val="19"/>
                 <w:szCs w:val="19"/>
               </w:rPr>
-              <w:t xml:space="preserve">378,000円</w:t>
+              <w:t xml:space="preserve">282,000円</w:t>
             </w:r>
           </w:p>
         </w:tc>
@@ -8081,7 +8133,7 @@
           <w:sz w:val="19"/>
           <w:szCs w:val="19"/>
         </w:rPr>
-        <w:t xml:space="preserve">投資判断ができます。年37万円の効果に対し、ツール代は年3.6万円。次に何にいくら使うかを、勘ではなく数字で決められる状態になります。</w:t>
+        <w:t xml:space="preserve">投資判断ができます。年28万円の効果に対し、ツール代は年13万円。次に何にいくら使うかを、勘ではなく数字で決められる状態になります。</w:t>
       </w:r>
     </w:p>
     <w:p>
@@ -8176,7 +8228,7 @@
           <w:sz w:val="22"/>
           <w:szCs w:val="22"/>
         </w:rPr>
-        <w:t xml:space="preserve">問1　3年後、うちの仕事は何が変わっていますか</w:t>
+        <w:t xml:space="preserve">問1　3年後、AIがやっている仕事は何ですか</w:t>
       </w:r>
     </w:p>
     <w:p>
@@ -8194,7 +8246,7 @@
           <w:sz w:val="21"/>
           <w:szCs w:val="21"/>
         </w:rPr>
-        <w:t xml:space="preserve">見積書づくりが、社長でなくても回るようになっている。1件2時間かかっていたものが30分になり、社長は工場と客先に出られる時間が増えている。短納期の引き合いを、いまは断っているが、断らずに済むようになっている。</w:t>
+        <w:t xml:space="preserve">①見積の根拠づくり　②受注メールから台帳への転記　③就業規則と社内手続きの問い合わせ対応。この3つは、人が手を動かさなくても回っている。</w:t>
       </w:r>
     </w:p>
     <w:p>
@@ -8214,7 +8266,7 @@
           <w:sz w:val="22"/>
           <w:szCs w:val="22"/>
         </w:rPr>
-        <w:t xml:space="preserve">問2　そのために、1年目に何をしますか</w:t>
+        <w:t xml:space="preserve">問2　その結果、人は何をしていますか</w:t>
       </w:r>
     </w:p>
     <w:p>
@@ -8232,7 +8284,7 @@
           <w:sz w:val="21"/>
           <w:szCs w:val="21"/>
         </w:rPr>
-        <w:t xml:space="preserve">見積根拠アシスタントを営業2名が毎日使う状態にする。受注メールの転記を自動にする。新しいことは、この2つ以外に増やさない。</w:t>
+        <w:t xml:space="preserve">社長は工場と客先に出ている。1件2時間かかっていた見積が30分になった分を、そのまま現場と営業に回す。営業2名は、いま断っている短納期の引き合いを受けにいく。人は減らさない。</w:t>
       </w:r>
     </w:p>
     <w:p>
@@ -8252,7 +8304,7 @@
           <w:sz w:val="22"/>
           <w:szCs w:val="22"/>
         </w:rPr>
-        <w:t xml:space="preserve">問3　何をやめますか</w:t>
+        <w:t xml:space="preserve">問3　そのために、今ない資産は何ですか</w:t>
       </w:r>
     </w:p>
     <w:p>
@@ -8270,7 +8322,7 @@
           <w:sz w:val="21"/>
           <w:szCs w:val="21"/>
         </w:rPr>
-        <w:t xml:space="preserve">紙の受注台帳への転記をやめる。月次の集計表を手で作るのをやめる。過去見積をファイルサーバから探す作業をやめる。この3つに使っている月9時間を、そのまま現場に回す。</w:t>
+        <w:t xml:space="preserve">外注可否の判断基準が文書になっていない（社長の頭の中だけ）。標準工数表が2019年で止まっている。専用AIを直せる人が社長しかいない。第8回の不足資料リストに書いた3件が、そのままここに来た。</w:t>
       </w:r>
     </w:p>
     <w:p>
@@ -8290,7 +8342,7 @@
           <w:sz w:val="22"/>
           <w:szCs w:val="22"/>
         </w:rPr>
-        <w:t xml:space="preserve">問4　誰が引き継ぎますか</w:t>
+        <w:t xml:space="preserve">問4　やらないと決めることは何ですか</w:t>
       </w:r>
     </w:p>
     <w:p>
@@ -8308,7 +8360,7 @@
           <w:sz w:val="21"/>
           <w:szCs w:val="21"/>
         </w:rPr>
-        <w:t xml:space="preserve">工場長に、専用AIの資料更新から渡していく。2026年10月開始。1年後には、社長がいなくても直せる状態にする。</w:t>
+        <w:t xml:space="preserve">与信判断はAIに渡さない。顧客への一次返信は当面やらない。新しいツールは1年目に2つまで。全部やろうとしない。</w:t>
       </w:r>
     </w:p>
     <w:p>

--- a/samples/AI実装講座_成果物サンプル.docx
+++ b/samples/AI実装講座_成果物サンプル.docx
@@ -4565,7 +4565,7 @@
                 <w:sz w:val="19"/>
                 <w:szCs w:val="19"/>
               </w:rPr>
-              <w:t xml:space="preserve">⑥ 人が確認する箇所</w:t>
+              <w:t xml:space="preserve">⑥ 出力形式</w:t>
             </w:r>
           </w:p>
         </w:tc>
@@ -4596,7 +4596,7 @@
                 <w:sz w:val="19"/>
                 <w:szCs w:val="19"/>
               </w:rPr>
-              <w:t xml:space="preserve">材料単価が最新版か／挙げてきた類似案件の品番が実在するか／金額の幅が広すぎないか</w:t>
+              <w:t xml:space="preserve">①概算金額（幅で）②内訳（材料費・加工費・その他）③根拠になった過去案件3件と相違点</w:t>
             </w:r>
           </w:p>
         </w:tc>
@@ -4633,7 +4633,7 @@
                 <w:sz w:val="19"/>
                 <w:szCs w:val="19"/>
               </w:rPr>
-              <w:t xml:space="preserve">⑦ 更新担当</w:t>
+              <w:t xml:space="preserve">⑦ 人が確認する箇所</w:t>
             </w:r>
           </w:p>
         </w:tc>
@@ -4664,7 +4664,7 @@
                 <w:sz w:val="19"/>
                 <w:szCs w:val="19"/>
               </w:rPr>
-              <w:t xml:space="preserve">工場長（2026年10月から。それまでは社長）</w:t>
+              <w:t xml:space="preserve">材料単価が最新版か／挙げてきた類似案件の品番が実在するか／金額の幅が広すぎないか</w:t>
             </w:r>
           </w:p>
         </w:tc>
@@ -4701,7 +4701,75 @@
                 <w:sz w:val="19"/>
                 <w:szCs w:val="19"/>
               </w:rPr>
-              <w:t xml:space="preserve">⑧ 次に見直す月</w:t>
+              <w:t xml:space="preserve">⑧ 更新担当</w:t>
+            </w:r>
+          </w:p>
+        </w:tc>
+        <w:tc>
+          <w:tcPr>
+            <w:tcW w:type="dxa" w:w="6700"/>
+            <w:tcMar>
+              <w:top w:type="dxa" w:w="70"/>
+              <w:left w:type="dxa" w:w="100"/>
+              <w:bottom w:type="dxa" w:w="70"/>
+              <w:right w:type="dxa" w:w="100"/>
+            </w:tcMar>
+            <w:vAlign w:val="center"/>
+          </w:tcPr>
+          <w:p>
+            <w:pPr>
+              <w:spacing w:after="0" w:line="252"/>
+              <w:jc w:val="left"/>
+            </w:pPr>
+            <w:r>
+              <w:rPr>
+                <w:rFonts w:ascii="Yu Gothic" w:cs="Yu Gothic" w:eastAsia="Yu Gothic" w:hAnsi="Yu Gothic"/>
+                <w:b w:val="false"/>
+                <w:bCs w:val="false"/>
+                <w:i w:val="false"/>
+                <w:iCs w:val="false"/>
+                <w:color w:val="000000"/>
+                <w:sz w:val="19"/>
+                <w:szCs w:val="19"/>
+              </w:rPr>
+              <w:t xml:space="preserve">工場長（2026年10月から。それまでは社長）</w:t>
+            </w:r>
+          </w:p>
+        </w:tc>
+      </w:tr>
+      <w:tr>
+        <w:trPr>
+          <w:cantSplit/>
+        </w:trPr>
+        <w:tc>
+          <w:tcPr>
+            <w:tcW w:type="dxa" w:w="2100"/>
+            <w:shd w:fill="D9E2F3" w:color="auto" w:val="clear"/>
+            <w:tcMar>
+              <w:top w:type="dxa" w:w="70"/>
+              <w:left w:type="dxa" w:w="100"/>
+              <w:bottom w:type="dxa" w:w="70"/>
+              <w:right w:type="dxa" w:w="100"/>
+            </w:tcMar>
+            <w:vAlign w:val="center"/>
+          </w:tcPr>
+          <w:p>
+            <w:pPr>
+              <w:spacing w:after="0" w:line="252"/>
+              <w:jc w:val="left"/>
+            </w:pPr>
+            <w:r>
+              <w:rPr>
+                <w:rFonts w:ascii="Yu Gothic" w:cs="Yu Gothic" w:eastAsia="Yu Gothic" w:hAnsi="Yu Gothic"/>
+                <w:b/>
+                <w:bCs/>
+                <w:i w:val="false"/>
+                <w:iCs w:val="false"/>
+                <w:color w:val="000000"/>
+                <w:sz w:val="19"/>
+                <w:szCs w:val="19"/>
+              </w:rPr>
+              <w:t xml:space="preserve">⑨ 次に見直す月</w:t>
             </w:r>
           </w:p>
         </w:tc>
